--- a/_translations/en/11_Оценка/Международная_оценка_проекта.docx
+++ b/_translations/en/11_Оценка/Международная_оценка_проекта.docx
@@ -59,7 +59,7 @@
         <w:t>Valuation date:</w:t>
       </w:r>
       <w:r>
-        <w:t xml:space="preserve"> 24.05.2026 (for negotiation purposes — pre-money, at the "MVP + ready client side" stage; full refactor following the composite audit of 24.05.2026). </w:t>
+        <w:t xml:space="preserve"> end of May 2026 (for negotiation purposes — pre-money, at the "MVP + ready client side" stage). The financial part was recalculated on 07.09.2026. </w:t>
       </w:r>
       <w:r>
         <w:rPr>
@@ -68,7 +68,7 @@
         <w:t>Valuation standards:</w:t>
       </w:r>
       <w:r>
-        <w:t xml:space="preserve"> IVS 2022 (International Valuation Standards), ASA Business Valuation Standards, IFRS 13 (Fair Value Measurement), 135-FZ (for application in the Russian Federation). </w:t>
+        <w:t xml:space="preserve"> IVS 2025 (International Valuation Standards), ASA Business Valuation Standards, IFRS 13 (Fair Value Measurement), 135-FZ (for application in the Russian Federation). </w:t>
       </w:r>
       <w:r>
         <w:rPr>
@@ -96,7 +96,17 @@
         <w:t>_Мастер/Единые_показатели_v2.md</w:t>
       </w:r>
       <w:r>
-        <w:t xml:space="preserve"> (CBR rate 14.5%, FX 71.55 RUB/USD, ERP RF 8.13%) — single source of truth for all project documents.</w:t>
+        <w:t xml:space="preserve"> (figures v5: CBR key rate 14.0%, FX 71.55 RUB/USD, ERP RF 8.13%) — the single source of truth for all project documents. The formal valuation report is </w:t>
+      </w:r>
+      <w:r>
+        <w:rPr>
+          <w:rFonts w:ascii="Consolas" w:hAnsi="Consolas"/>
+          <w:sz w:val="18"/>
+        </w:rPr>
+        <w:t>DPFSR.RU_PRICE/Отчёт_об_оценке_ЦПФСР_2026-05-26</w:t>
+      </w:r>
+      <w:r>
+        <w:t>; both are produced by the same calculation engine.</w:t>
       </w:r>
     </w:p>
     <w:p>
@@ -329,7 +339,7 @@
               <w:rPr>
                 <w:sz w:val="17"/>
               </w:rPr>
-              <w:t>RUB 27.2%</w:t>
+              <w:t>RUB 27.2 bn</w:t>
             </w:r>
           </w:p>
         </w:tc>
@@ -404,7 +414,7 @@
               <w:rPr>
                 <w:sz w:val="17"/>
               </w:rPr>
-              <w:t>RUB 3.1 bn</w:t>
+              <w:t>RUB 2.5 bn</w:t>
             </w:r>
           </w:p>
         </w:tc>
@@ -461,7 +471,7 @@
               <w:rPr>
                 <w:sz w:val="17"/>
               </w:rPr>
-              <w:t>USD 18M</w:t>
+              <w:t>USD 20M</w:t>
             </w:r>
           </w:p>
         </w:tc>
@@ -479,7 +489,7 @@
               <w:rPr>
                 <w:sz w:val="17"/>
               </w:rPr>
-              <w:t>RUB 1.6 bn</w:t>
+              <w:t>RUB 1.43 bn</w:t>
             </w:r>
           </w:p>
         </w:tc>
@@ -2519,7 +2529,7 @@
               <w:rPr>
                 <w:sz w:val="17"/>
               </w:rPr>
-              <w:t>1.5%</w:t>
+              <w:t>2.5%</w:t>
             </w:r>
           </w:p>
         </w:tc>
@@ -2557,7 +2567,7 @@
               <w:rPr>
                 <w:sz w:val="17"/>
               </w:rPr>
-              <w:t>2.5%</w:t>
+              <w:t>3.0%</w:t>
             </w:r>
           </w:p>
         </w:tc>
@@ -5009,7 +5019,7 @@
               <w:rPr>
                 <w:sz w:val="17"/>
               </w:rPr>
-              <w:t>352</w:t>
+              <w:t>355</w:t>
             </w:r>
           </w:p>
         </w:tc>
@@ -5045,7 +5055,7 @@
               <w:rPr>
                 <w:sz w:val="17"/>
               </w:rPr>
-              <w:t>123.2</w:t>
+              <w:t>124.25</w:t>
             </w:r>
           </w:p>
         </w:tc>
@@ -5193,7 +5203,7 @@
               <w:rPr>
                 <w:sz w:val="17"/>
               </w:rPr>
-              <w:t>8.8</w:t>
+              <w:t>8.75</w:t>
             </w:r>
           </w:p>
         </w:tc>
@@ -5973,7 +5983,7 @@
         <w:pStyle w:val="Heading3"/>
       </w:pPr>
       <w:r>
-        <w:t>8.1. To WACC (DCF)</w:t>
+        <w:t>8.1. To the discount rate (Year-10 market share of 18%)</w:t>
       </w:r>
     </w:p>
     <w:tbl>
@@ -5984,13 +5994,15 @@
         <w:tblLook w:firstColumn="1" w:firstRow="1" w:lastColumn="0" w:lastRow="0" w:noHBand="0" w:noVBand="1" w:val="04A0"/>
       </w:tblPr>
       <w:tblGrid>
-        <w:gridCol w:w="4320"/>
-        <w:gridCol w:w="4320"/>
+        <w:gridCol w:w="2160"/>
+        <w:gridCol w:w="2160"/>
+        <w:gridCol w:w="2160"/>
+        <w:gridCol w:w="2160"/>
       </w:tblGrid>
       <w:tr>
         <w:tc>
           <w:tcPr>
-            <w:tcW w:type="dxa" w:w="4320"/>
+            <w:tcW w:type="dxa" w:w="2160"/>
           </w:tcPr>
           <w:p>
             <w:r>
@@ -6004,13 +6016,13 @@
                 <w:b/>
                 <w:sz w:val="17"/>
               </w:rPr>
-              <w:t>WACC</w:t>
-            </w:r>
-          </w:p>
-        </w:tc>
-        <w:tc>
-          <w:tcPr>
-            <w:tcW w:type="dxa" w:w="4320"/>
+              <w:t>Rate</w:t>
+            </w:r>
+          </w:p>
+        </w:tc>
+        <w:tc>
+          <w:tcPr>
+            <w:tcW w:type="dxa" w:w="2160"/>
           </w:tcPr>
           <w:p>
             <w:r>
@@ -6024,7 +6036,47 @@
                 <w:b/>
                 <w:sz w:val="17"/>
               </w:rPr>
-              <w:t>DCF pre-money, USD M</w:t>
+              <w:t>Enterprise value, RUB bn</w:t>
+            </w:r>
+          </w:p>
+        </w:tc>
+        <w:tc>
+          <w:tcPr>
+            <w:tcW w:type="dxa" w:w="2160"/>
+          </w:tcPr>
+          <w:p>
+            <w:r>
+              <w:rPr>
+                <w:b/>
+                <w:sz w:val="17"/>
+              </w:rPr>
+            </w:r>
+            <w:r>
+              <w:rPr>
+                <w:b/>
+                <w:sz w:val="17"/>
+              </w:rPr>
+              <w:t>Entry value on the income approach, RUB bn</w:t>
+            </w:r>
+          </w:p>
+        </w:tc>
+        <w:tc>
+          <w:tcPr>
+            <w:tcW w:type="dxa" w:w="2160"/>
+          </w:tcPr>
+          <w:p>
+            <w:r>
+              <w:rPr>
+                <w:b/>
+                <w:sz w:val="17"/>
+              </w:rPr>
+            </w:r>
+            <w:r>
+              <w:rPr>
+                <w:b/>
+                <w:sz w:val="17"/>
+              </w:rPr>
+              <w:t>Same, USD mn</w:t>
             </w:r>
           </w:p>
         </w:tc>
@@ -6032,37 +6084,73 @@
       <w:tr>
         <w:tc>
           <w:tcPr>
-            <w:tcW w:type="dxa" w:w="4320"/>
-          </w:tcPr>
-          <w:p>
-            <w:r>
-              <w:rPr>
-                <w:sz w:val="17"/>
-              </w:rPr>
-            </w:r>
-            <w:r>
-              <w:rPr>
-                <w:sz w:val="17"/>
-              </w:rPr>
-              <w:t>25%</w:t>
-            </w:r>
-          </w:p>
-        </w:tc>
-        <w:tc>
-          <w:tcPr>
-            <w:tcW w:type="dxa" w:w="4320"/>
-          </w:tcPr>
-          <w:p>
-            <w:r>
-              <w:rPr>
-                <w:sz w:val="17"/>
-              </w:rPr>
-            </w:r>
-            <w:r>
-              <w:rPr>
-                <w:sz w:val="17"/>
-              </w:rPr>
-              <w:t>340</w:t>
+            <w:tcW w:type="dxa" w:w="2160"/>
+          </w:tcPr>
+          <w:p>
+            <w:r>
+              <w:rPr>
+                <w:sz w:val="17"/>
+              </w:rPr>
+            </w:r>
+            <w:r>
+              <w:rPr>
+                <w:sz w:val="17"/>
+              </w:rPr>
+              <w:t>26.5%</w:t>
+            </w:r>
+          </w:p>
+        </w:tc>
+        <w:tc>
+          <w:tcPr>
+            <w:tcW w:type="dxa" w:w="2160"/>
+          </w:tcPr>
+          <w:p>
+            <w:r>
+              <w:rPr>
+                <w:sz w:val="17"/>
+              </w:rPr>
+            </w:r>
+            <w:r>
+              <w:rPr>
+                <w:sz w:val="17"/>
+              </w:rPr>
+              <w:t>81.27</w:t>
+            </w:r>
+          </w:p>
+        </w:tc>
+        <w:tc>
+          <w:tcPr>
+            <w:tcW w:type="dxa" w:w="2160"/>
+          </w:tcPr>
+          <w:p>
+            <w:r>
+              <w:rPr>
+                <w:sz w:val="17"/>
+              </w:rPr>
+            </w:r>
+            <w:r>
+              <w:rPr>
+                <w:sz w:val="17"/>
+              </w:rPr>
+              <w:t>32.51</w:t>
+            </w:r>
+          </w:p>
+        </w:tc>
+        <w:tc>
+          <w:tcPr>
+            <w:tcW w:type="dxa" w:w="2160"/>
+          </w:tcPr>
+          <w:p>
+            <w:r>
+              <w:rPr>
+                <w:sz w:val="17"/>
+              </w:rPr>
+            </w:r>
+            <w:r>
+              <w:rPr>
+                <w:sz w:val="17"/>
+              </w:rPr>
+              <w:t>454</w:t>
             </w:r>
           </w:p>
         </w:tc>
@@ -6070,37 +6158,73 @@
       <w:tr>
         <w:tc>
           <w:tcPr>
-            <w:tcW w:type="dxa" w:w="4320"/>
-          </w:tcPr>
-          <w:p>
-            <w:r>
-              <w:rPr>
-                <w:sz w:val="17"/>
-              </w:rPr>
-            </w:r>
-            <w:r>
-              <w:rPr>
-                <w:sz w:val="17"/>
-              </w:rPr>
-              <w:t>28%</w:t>
-            </w:r>
-          </w:p>
-        </w:tc>
-        <w:tc>
-          <w:tcPr>
-            <w:tcW w:type="dxa" w:w="4320"/>
-          </w:tcPr>
-          <w:p>
-            <w:r>
-              <w:rPr>
-                <w:sz w:val="17"/>
-              </w:rPr>
-            </w:r>
-            <w:r>
-              <w:rPr>
-                <w:sz w:val="17"/>
-              </w:rPr>
-              <w:t>285</w:t>
+            <w:tcW w:type="dxa" w:w="2160"/>
+          </w:tcPr>
+          <w:p>
+            <w:r>
+              <w:rPr>
+                <w:sz w:val="17"/>
+              </w:rPr>
+            </w:r>
+            <w:r>
+              <w:rPr>
+                <w:sz w:val="17"/>
+              </w:rPr>
+              <w:t>28.0%</w:t>
+            </w:r>
+          </w:p>
+        </w:tc>
+        <w:tc>
+          <w:tcPr>
+            <w:tcW w:type="dxa" w:w="2160"/>
+          </w:tcPr>
+          <w:p>
+            <w:r>
+              <w:rPr>
+                <w:sz w:val="17"/>
+              </w:rPr>
+            </w:r>
+            <w:r>
+              <w:rPr>
+                <w:sz w:val="17"/>
+              </w:rPr>
+              <w:t>71.58</w:t>
+            </w:r>
+          </w:p>
+        </w:tc>
+        <w:tc>
+          <w:tcPr>
+            <w:tcW w:type="dxa" w:w="2160"/>
+          </w:tcPr>
+          <w:p>
+            <w:r>
+              <w:rPr>
+                <w:sz w:val="17"/>
+              </w:rPr>
+            </w:r>
+            <w:r>
+              <w:rPr>
+                <w:sz w:val="17"/>
+              </w:rPr>
+              <w:t>28.63</w:t>
+            </w:r>
+          </w:p>
+        </w:tc>
+        <w:tc>
+          <w:tcPr>
+            <w:tcW w:type="dxa" w:w="2160"/>
+          </w:tcPr>
+          <w:p>
+            <w:r>
+              <w:rPr>
+                <w:sz w:val="17"/>
+              </w:rPr>
+            </w:r>
+            <w:r>
+              <w:rPr>
+                <w:sz w:val="17"/>
+              </w:rPr>
+              <w:t>400</w:t>
             </w:r>
           </w:p>
         </w:tc>
@@ -6108,7 +6232,7 @@
       <w:tr>
         <w:tc>
           <w:tcPr>
-            <w:tcW w:type="dxa" w:w="4320"/>
+            <w:tcW w:type="dxa" w:w="2160"/>
           </w:tcPr>
           <w:p>
             <w:r>
@@ -6121,13 +6245,13 @@
                 <w:b/>
                 <w:sz w:val="17"/>
               </w:rPr>
-              <w:t>30% (base)</w:t>
-            </w:r>
-          </w:p>
-        </w:tc>
-        <w:tc>
-          <w:tcPr>
-            <w:tcW w:type="dxa" w:w="4320"/>
+              <w:t>29.58% (base)</w:t>
+            </w:r>
+          </w:p>
+        </w:tc>
+        <w:tc>
+          <w:tcPr>
+            <w:tcW w:type="dxa" w:w="2160"/>
           </w:tcPr>
           <w:p>
             <w:r>
@@ -6140,7 +6264,45 @@
                 <w:b/>
                 <w:sz w:val="17"/>
               </w:rPr>
-              <w:t>240</w:t>
+              <w:t>62.97</w:t>
+            </w:r>
+          </w:p>
+        </w:tc>
+        <w:tc>
+          <w:tcPr>
+            <w:tcW w:type="dxa" w:w="2160"/>
+          </w:tcPr>
+          <w:p>
+            <w:r>
+              <w:rPr>
+                <w:sz w:val="17"/>
+              </w:rPr>
+            </w:r>
+            <w:r>
+              <w:rPr>
+                <w:b/>
+                <w:sz w:val="17"/>
+              </w:rPr>
+              <w:t>25.19</w:t>
+            </w:r>
+          </w:p>
+        </w:tc>
+        <w:tc>
+          <w:tcPr>
+            <w:tcW w:type="dxa" w:w="2160"/>
+          </w:tcPr>
+          <w:p>
+            <w:r>
+              <w:rPr>
+                <w:sz w:val="17"/>
+              </w:rPr>
+            </w:r>
+            <w:r>
+              <w:rPr>
+                <w:b/>
+                <w:sz w:val="17"/>
+              </w:rPr>
+              <w:t>352</w:t>
             </w:r>
           </w:p>
         </w:tc>
@@ -6148,37 +6310,73 @@
       <w:tr>
         <w:tc>
           <w:tcPr>
-            <w:tcW w:type="dxa" w:w="4320"/>
-          </w:tcPr>
-          <w:p>
-            <w:r>
-              <w:rPr>
-                <w:sz w:val="17"/>
-              </w:rPr>
-            </w:r>
-            <w:r>
-              <w:rPr>
-                <w:sz w:val="17"/>
-              </w:rPr>
-              <w:t>32%</w:t>
-            </w:r>
-          </w:p>
-        </w:tc>
-        <w:tc>
-          <w:tcPr>
-            <w:tcW w:type="dxa" w:w="4320"/>
-          </w:tcPr>
-          <w:p>
-            <w:r>
-              <w:rPr>
-                <w:sz w:val="17"/>
-              </w:rPr>
-            </w:r>
-            <w:r>
-              <w:rPr>
-                <w:sz w:val="17"/>
-              </w:rPr>
-              <w:t>205</w:t>
+            <w:tcW w:type="dxa" w:w="2160"/>
+          </w:tcPr>
+          <w:p>
+            <w:r>
+              <w:rPr>
+                <w:sz w:val="17"/>
+              </w:rPr>
+            </w:r>
+            <w:r>
+              <w:rPr>
+                <w:sz w:val="17"/>
+              </w:rPr>
+              <w:t>31.0%</w:t>
+            </w:r>
+          </w:p>
+        </w:tc>
+        <w:tc>
+          <w:tcPr>
+            <w:tcW w:type="dxa" w:w="2160"/>
+          </w:tcPr>
+          <w:p>
+            <w:r>
+              <w:rPr>
+                <w:sz w:val="17"/>
+              </w:rPr>
+            </w:r>
+            <w:r>
+              <w:rPr>
+                <w:sz w:val="17"/>
+              </w:rPr>
+              <w:t>56.35</w:t>
+            </w:r>
+          </w:p>
+        </w:tc>
+        <w:tc>
+          <w:tcPr>
+            <w:tcW w:type="dxa" w:w="2160"/>
+          </w:tcPr>
+          <w:p>
+            <w:r>
+              <w:rPr>
+                <w:sz w:val="17"/>
+              </w:rPr>
+            </w:r>
+            <w:r>
+              <w:rPr>
+                <w:sz w:val="17"/>
+              </w:rPr>
+              <w:t>22.54</w:t>
+            </w:r>
+          </w:p>
+        </w:tc>
+        <w:tc>
+          <w:tcPr>
+            <w:tcW w:type="dxa" w:w="2160"/>
+          </w:tcPr>
+          <w:p>
+            <w:r>
+              <w:rPr>
+                <w:sz w:val="17"/>
+              </w:rPr>
+            </w:r>
+            <w:r>
+              <w:rPr>
+                <w:sz w:val="17"/>
+              </w:rPr>
+              <w:t>315</w:t>
             </w:r>
           </w:p>
         </w:tc>
@@ -6186,37 +6384,73 @@
       <w:tr>
         <w:tc>
           <w:tcPr>
-            <w:tcW w:type="dxa" w:w="4320"/>
-          </w:tcPr>
-          <w:p>
-            <w:r>
-              <w:rPr>
-                <w:sz w:val="17"/>
-              </w:rPr>
-            </w:r>
-            <w:r>
-              <w:rPr>
-                <w:sz w:val="17"/>
-              </w:rPr>
-              <w:t>35%</w:t>
-            </w:r>
-          </w:p>
-        </w:tc>
-        <w:tc>
-          <w:tcPr>
-            <w:tcW w:type="dxa" w:w="4320"/>
-          </w:tcPr>
-          <w:p>
-            <w:r>
-              <w:rPr>
-                <w:sz w:val="17"/>
-              </w:rPr>
-            </w:r>
-            <w:r>
-              <w:rPr>
-                <w:sz w:val="17"/>
-              </w:rPr>
-              <w:t>165</w:t>
+            <w:tcW w:type="dxa" w:w="2160"/>
+          </w:tcPr>
+          <w:p>
+            <w:r>
+              <w:rPr>
+                <w:sz w:val="17"/>
+              </w:rPr>
+            </w:r>
+            <w:r>
+              <w:rPr>
+                <w:sz w:val="17"/>
+              </w:rPr>
+              <w:t>33.0%</w:t>
+            </w:r>
+          </w:p>
+        </w:tc>
+        <w:tc>
+          <w:tcPr>
+            <w:tcW w:type="dxa" w:w="2160"/>
+          </w:tcPr>
+          <w:p>
+            <w:r>
+              <w:rPr>
+                <w:sz w:val="17"/>
+              </w:rPr>
+            </w:r>
+            <w:r>
+              <w:rPr>
+                <w:sz w:val="17"/>
+              </w:rPr>
+              <w:t>48.50</w:t>
+            </w:r>
+          </w:p>
+        </w:tc>
+        <w:tc>
+          <w:tcPr>
+            <w:tcW w:type="dxa" w:w="2160"/>
+          </w:tcPr>
+          <w:p>
+            <w:r>
+              <w:rPr>
+                <w:sz w:val="17"/>
+              </w:rPr>
+            </w:r>
+            <w:r>
+              <w:rPr>
+                <w:sz w:val="17"/>
+              </w:rPr>
+              <w:t>19.40</w:t>
+            </w:r>
+          </w:p>
+        </w:tc>
+        <w:tc>
+          <w:tcPr>
+            <w:tcW w:type="dxa" w:w="2160"/>
+          </w:tcPr>
+          <w:p>
+            <w:r>
+              <w:rPr>
+                <w:sz w:val="17"/>
+              </w:rPr>
+            </w:r>
+            <w:r>
+              <w:rPr>
+                <w:sz w:val="17"/>
+              </w:rPr>
+              <w:t>271</w:t>
             </w:r>
           </w:p>
         </w:tc>
@@ -6228,7 +6462,7 @@
         <w:pStyle w:val="Heading3"/>
       </w:pPr>
       <w:r>
-        <w:t>8.2. To market share (% of the RUB 25 tn collateral capacity)</w:t>
+        <w:t>8.2. To market share (collateral capacity of RUB 25 tn in 2025, indexed at 4% a year)</w:t>
       </w:r>
     </w:p>
     <w:tbl>
@@ -6300,7 +6534,7 @@
                 <w:b/>
                 <w:sz w:val="17"/>
               </w:rPr>
-              <w:t>Pre-money, USD M</w:t>
+              <w:t>Entry value on the income approach, USD mn</w:t>
             </w:r>
           </w:p>
         </w:tc>
@@ -6320,7 +6554,7 @@
               <w:rPr>
                 <w:sz w:val="17"/>
               </w:rPr>
-              <w:t>7% (conservative)</w:t>
+              <w:t>9.0%</w:t>
             </w:r>
           </w:p>
         </w:tc>
@@ -6338,7 +6572,7 @@
               <w:rPr>
                 <w:sz w:val="17"/>
               </w:rPr>
-              <w:t>20.1</w:t>
+              <w:t>27.87</w:t>
             </w:r>
           </w:p>
         </w:tc>
@@ -6356,7 +6590,7 @@
               <w:rPr>
                 <w:sz w:val="17"/>
               </w:rPr>
-              <w:t>164</w:t>
+              <w:t>156</w:t>
             </w:r>
           </w:p>
         </w:tc>
@@ -6376,7 +6610,7 @@
               <w:rPr>
                 <w:sz w:val="17"/>
               </w:rPr>
-              <w:t>10%</w:t>
+              <w:t>13.5%</w:t>
             </w:r>
           </w:p>
         </w:tc>
@@ -6394,7 +6628,7 @@
               <w:rPr>
                 <w:sz w:val="17"/>
               </w:rPr>
-              <w:t>31.8</w:t>
+              <w:t>45.43</w:t>
             </w:r>
           </w:p>
         </w:tc>
@@ -6412,7 +6646,7 @@
               <w:rPr>
                 <w:sz w:val="17"/>
               </w:rPr>
-              <w:t>187</w:t>
+              <w:t>254</w:t>
             </w:r>
           </w:p>
         </w:tc>
@@ -6430,9 +6664,10 @@
             </w:r>
             <w:r>
               <w:rPr>
-                <w:sz w:val="17"/>
-              </w:rPr>
-              <w:t>14%</w:t>
+                <w:b/>
+                <w:sz w:val="17"/>
+              </w:rPr>
+              <w:t>18.0% (base)</w:t>
             </w:r>
           </w:p>
         </w:tc>
@@ -6448,9 +6683,10 @@
             </w:r>
             <w:r>
               <w:rPr>
-                <w:sz w:val="17"/>
-              </w:rPr>
-              <w:t>47.4</w:t>
+                <w:b/>
+                <w:sz w:val="17"/>
+              </w:rPr>
+              <w:t>62.97</w:t>
             </w:r>
           </w:p>
         </w:tc>
@@ -6466,9 +6702,10 @@
             </w:r>
             <w:r>
               <w:rPr>
-                <w:sz w:val="17"/>
-              </w:rPr>
-              <w:t>217</w:t>
+                <w:b/>
+                <w:sz w:val="17"/>
+              </w:rPr>
+              <w:t>352</w:t>
             </w:r>
           </w:p>
         </w:tc>
@@ -6486,10 +6723,9 @@
             </w:r>
             <w:r>
               <w:rPr>
-                <w:b/>
-                <w:sz w:val="17"/>
-              </w:rPr>
-              <w:t>18% (base)</w:t>
+                <w:sz w:val="17"/>
+              </w:rPr>
+              <w:t>22.5%</w:t>
             </w:r>
           </w:p>
         </w:tc>
@@ -6505,10 +6741,9 @@
             </w:r>
             <w:r>
               <w:rPr>
-                <w:b/>
-                <w:sz w:val="17"/>
-              </w:rPr>
-              <w:t>63.0</w:t>
+                <w:sz w:val="17"/>
+              </w:rPr>
+              <w:t>80.50</w:t>
             </w:r>
           </w:p>
         </w:tc>
@@ -6524,10 +6759,9 @@
             </w:r>
             <w:r>
               <w:rPr>
-                <w:b/>
-                <w:sz w:val="17"/>
-              </w:rPr>
-              <w:t>248</w:t>
+                <w:sz w:val="17"/>
+              </w:rPr>
+              <w:t>450</w:t>
             </w:r>
           </w:p>
         </w:tc>
@@ -6547,7 +6781,7 @@
               <w:rPr>
                 <w:sz w:val="17"/>
               </w:rPr>
-              <w:t>22%</w:t>
+              <w:t>27.0%</w:t>
             </w:r>
           </w:p>
         </w:tc>
@@ -6565,7 +6799,7 @@
               <w:rPr>
                 <w:sz w:val="17"/>
               </w:rPr>
-              <w:t>78.6</w:t>
+              <w:t>98.03</w:t>
             </w:r>
           </w:p>
         </w:tc>
@@ -6583,63 +6817,7 @@
               <w:rPr>
                 <w:sz w:val="17"/>
               </w:rPr>
-              <w:t>278</w:t>
-            </w:r>
-          </w:p>
-        </w:tc>
-      </w:tr>
-      <w:tr>
-        <w:tc>
-          <w:tcPr>
-            <w:tcW w:type="dxa" w:w="2880"/>
-          </w:tcPr>
-          <w:p>
-            <w:r>
-              <w:rPr>
-                <w:sz w:val="17"/>
-              </w:rPr>
-            </w:r>
-            <w:r>
-              <w:rPr>
-                <w:sz w:val="17"/>
-              </w:rPr>
-              <w:t>25% (optimistic)</w:t>
-            </w:r>
-          </w:p>
-        </w:tc>
-        <w:tc>
-          <w:tcPr>
-            <w:tcW w:type="dxa" w:w="2880"/>
-          </w:tcPr>
-          <w:p>
-            <w:r>
-              <w:rPr>
-                <w:sz w:val="17"/>
-              </w:rPr>
-            </w:r>
-            <w:r>
-              <w:rPr>
-                <w:sz w:val="17"/>
-              </w:rPr>
-              <w:t>90.2</w:t>
-            </w:r>
-          </w:p>
-        </w:tc>
-        <w:tc>
-          <w:tcPr>
-            <w:tcW w:type="dxa" w:w="2880"/>
-          </w:tcPr>
-          <w:p>
-            <w:r>
-              <w:rPr>
-                <w:sz w:val="17"/>
-              </w:rPr>
-            </w:r>
-            <w:r>
-              <w:rPr>
-                <w:sz w:val="17"/>
-              </w:rPr>
-              <w:t>301</w:t>
+              <w:t>548</w:t>
             </w:r>
           </w:p>
         </w:tc>
@@ -6648,10 +6826,22 @@
     <w:p/>
     <w:p>
       <w:pPr>
+        <w:ind w:left="360"/>
+      </w:pPr>
+      <w:r>
+        <w:rPr>
+          <w:i/>
+          <w:color w:val="444444"/>
+        </w:rPr>
+        <w:t>The entry value weighted across four approaches moves differently by scenario: conservative (7% share) — USD 164M, base (18%) — USD 248M, optimistic (25%) — USD 301M. The range is compressed because the comparable approach is not recalculated per scenario.</w:t>
+      </w:r>
+    </w:p>
+    <w:p>
+      <w:pPr>
         <w:pStyle w:val="Heading3"/>
       </w:pPr>
       <w:r>
-        <w:t>8.3. To OpEx curve × launch timing (5×3, new)</w:t>
+        <w:t>8.3. To the USD/RUB rate (rouble base of RUB 17.74 bn)</w:t>
       </w:r>
     </w:p>
     <w:tbl>
@@ -6662,17 +6852,13 @@
         <w:tblLook w:firstColumn="1" w:firstRow="1" w:lastColumn="0" w:lastRow="0" w:noHBand="0" w:noVBand="1" w:val="04A0"/>
       </w:tblPr>
       <w:tblGrid>
-        <w:gridCol w:w="1440"/>
-        <w:gridCol w:w="1440"/>
-        <w:gridCol w:w="1440"/>
-        <w:gridCol w:w="1440"/>
-        <w:gridCol w:w="1440"/>
-        <w:gridCol w:w="1440"/>
+        <w:gridCol w:w="4320"/>
+        <w:gridCol w:w="4320"/>
       </w:tblGrid>
       <w:tr>
         <w:tc>
           <w:tcPr>
-            <w:tcW w:type="dxa" w:w="1440"/>
+            <w:tcW w:type="dxa" w:w="4320"/>
           </w:tcPr>
           <w:p>
             <w:r>
@@ -6686,13 +6872,13 @@
                 <w:b/>
                 <w:sz w:val="17"/>
               </w:rPr>
-              <w:t>Launch timing \ OpEx uplift</w:t>
-            </w:r>
-          </w:p>
-        </w:tc>
-        <w:tc>
-          <w:tcPr>
-            <w:tcW w:type="dxa" w:w="1440"/>
+              <w:t>USD/RUB</w:t>
+            </w:r>
+          </w:p>
+        </w:tc>
+        <w:tc>
+          <w:tcPr>
+            <w:tcW w:type="dxa" w:w="4320"/>
           </w:tcPr>
           <w:p>
             <w:r>
@@ -6706,87 +6892,7 @@
                 <w:b/>
                 <w:sz w:val="17"/>
               </w:rPr>
-              <w:t>−10%</w:t>
-            </w:r>
-          </w:p>
-        </w:tc>
-        <w:tc>
-          <w:tcPr>
-            <w:tcW w:type="dxa" w:w="1440"/>
-          </w:tcPr>
-          <w:p>
-            <w:r>
-              <w:rPr>
-                <w:b/>
-                <w:sz w:val="17"/>
-              </w:rPr>
-            </w:r>
-            <w:r>
-              <w:rPr>
-                <w:b/>
-                <w:sz w:val="17"/>
-              </w:rPr>
-              <w:t>0%</w:t>
-            </w:r>
-          </w:p>
-        </w:tc>
-        <w:tc>
-          <w:tcPr>
-            <w:tcW w:type="dxa" w:w="1440"/>
-          </w:tcPr>
-          <w:p>
-            <w:r>
-              <w:rPr>
-                <w:b/>
-                <w:sz w:val="17"/>
-              </w:rPr>
-            </w:r>
-            <w:r>
-              <w:rPr>
-                <w:b/>
-                <w:sz w:val="17"/>
-              </w:rPr>
-              <w:t>+10%</w:t>
-            </w:r>
-          </w:p>
-        </w:tc>
-        <w:tc>
-          <w:tcPr>
-            <w:tcW w:type="dxa" w:w="1440"/>
-          </w:tcPr>
-          <w:p>
-            <w:r>
-              <w:rPr>
-                <w:b/>
-                <w:sz w:val="17"/>
-              </w:rPr>
-            </w:r>
-            <w:r>
-              <w:rPr>
-                <w:b/>
-                <w:sz w:val="17"/>
-              </w:rPr>
-              <w:t>+20%</w:t>
-            </w:r>
-          </w:p>
-        </w:tc>
-        <w:tc>
-          <w:tcPr>
-            <w:tcW w:type="dxa" w:w="1440"/>
-          </w:tcPr>
-          <w:p>
-            <w:r>
-              <w:rPr>
-                <w:b/>
-                <w:sz w:val="17"/>
-              </w:rPr>
-            </w:r>
-            <w:r>
-              <w:rPr>
-                <w:b/>
-                <w:sz w:val="17"/>
-              </w:rPr>
-              <w:t>+30%</w:t>
+              <w:t>Entry value, USD mn</w:t>
             </w:r>
           </w:p>
         </w:tc>
@@ -6794,110 +6900,37 @@
       <w:tr>
         <w:tc>
           <w:tcPr>
-            <w:tcW w:type="dxa" w:w="1440"/>
-          </w:tcPr>
-          <w:p>
-            <w:r>
-              <w:rPr>
-                <w:sz w:val="17"/>
-              </w:rPr>
-            </w:r>
-            <w:r>
-              <w:rPr>
-                <w:b/>
-                <w:sz w:val="17"/>
-              </w:rPr>
-              <w:t>−6 months</w:t>
-            </w:r>
-          </w:p>
-        </w:tc>
-        <w:tc>
-          <w:tcPr>
-            <w:tcW w:type="dxa" w:w="1440"/>
-          </w:tcPr>
-          <w:p>
-            <w:r>
-              <w:rPr>
-                <w:sz w:val="17"/>
-              </w:rPr>
-            </w:r>
-            <w:r>
-              <w:rPr>
-                <w:sz w:val="17"/>
-              </w:rPr>
-              <w:t>110</w:t>
-            </w:r>
-          </w:p>
-        </w:tc>
-        <w:tc>
-          <w:tcPr>
-            <w:tcW w:type="dxa" w:w="1440"/>
-          </w:tcPr>
-          <w:p>
-            <w:r>
-              <w:rPr>
-                <w:sz w:val="17"/>
-              </w:rPr>
-            </w:r>
-            <w:r>
-              <w:rPr>
-                <w:sz w:val="17"/>
-              </w:rPr>
-              <w:t>102</w:t>
-            </w:r>
-          </w:p>
-        </w:tc>
-        <w:tc>
-          <w:tcPr>
-            <w:tcW w:type="dxa" w:w="1440"/>
-          </w:tcPr>
-          <w:p>
-            <w:r>
-              <w:rPr>
-                <w:sz w:val="17"/>
-              </w:rPr>
-            </w:r>
-            <w:r>
-              <w:rPr>
-                <w:sz w:val="17"/>
-              </w:rPr>
-              <w:t>94</w:t>
-            </w:r>
-          </w:p>
-        </w:tc>
-        <w:tc>
-          <w:tcPr>
-            <w:tcW w:type="dxa" w:w="1440"/>
-          </w:tcPr>
-          <w:p>
-            <w:r>
-              <w:rPr>
-                <w:sz w:val="17"/>
-              </w:rPr>
-            </w:r>
-            <w:r>
-              <w:rPr>
-                <w:sz w:val="17"/>
-              </w:rPr>
-              <w:t>86</w:t>
-            </w:r>
-          </w:p>
-        </w:tc>
-        <w:tc>
-          <w:tcPr>
-            <w:tcW w:type="dxa" w:w="1440"/>
-          </w:tcPr>
-          <w:p>
-            <w:r>
-              <w:rPr>
-                <w:sz w:val="17"/>
-              </w:rPr>
-            </w:r>
-            <w:r>
-              <w:rPr>
-                <w:sz w:val="17"/>
-              </w:rPr>
-              <w:t>78</w:t>
+            <w:tcW w:type="dxa" w:w="4320"/>
+          </w:tcPr>
+          <w:p>
+            <w:r>
+              <w:rPr>
+                <w:sz w:val="17"/>
+              </w:rPr>
+            </w:r>
+            <w:r>
+              <w:rPr>
+                <w:sz w:val="17"/>
+              </w:rPr>
+              <w:t>65.00</w:t>
+            </w:r>
+          </w:p>
+        </w:tc>
+        <w:tc>
+          <w:tcPr>
+            <w:tcW w:type="dxa" w:w="4320"/>
+          </w:tcPr>
+          <w:p>
+            <w:r>
+              <w:rPr>
+                <w:sz w:val="17"/>
+              </w:rPr>
+            </w:r>
+            <w:r>
+              <w:rPr>
+                <w:sz w:val="17"/>
+              </w:rPr>
+              <w:t>273</w:t>
             </w:r>
           </w:p>
         </w:tc>
@@ -6905,110 +6938,37 @@
       <w:tr>
         <w:tc>
           <w:tcPr>
-            <w:tcW w:type="dxa" w:w="1440"/>
-          </w:tcPr>
-          <w:p>
-            <w:r>
-              <w:rPr>
-                <w:sz w:val="17"/>
-              </w:rPr>
-            </w:r>
-            <w:r>
-              <w:rPr>
-                <w:b/>
-                <w:sz w:val="17"/>
-              </w:rPr>
-              <w:t>0 months (base)</w:t>
-            </w:r>
-          </w:p>
-        </w:tc>
-        <w:tc>
-          <w:tcPr>
-            <w:tcW w:type="dxa" w:w="1440"/>
-          </w:tcPr>
-          <w:p>
-            <w:r>
-              <w:rPr>
-                <w:sz w:val="17"/>
-              </w:rPr>
-            </w:r>
-            <w:r>
-              <w:rPr>
-                <w:sz w:val="17"/>
-              </w:rPr>
-              <w:t>95</w:t>
-            </w:r>
-          </w:p>
-        </w:tc>
-        <w:tc>
-          <w:tcPr>
-            <w:tcW w:type="dxa" w:w="1440"/>
-          </w:tcPr>
-          <w:p>
-            <w:r>
-              <w:rPr>
-                <w:sz w:val="17"/>
-              </w:rPr>
-            </w:r>
-            <w:r>
-              <w:rPr>
-                <w:sz w:val="17"/>
-              </w:rPr>
-              <w:t>88</w:t>
-            </w:r>
-          </w:p>
-        </w:tc>
-        <w:tc>
-          <w:tcPr>
-            <w:tcW w:type="dxa" w:w="1440"/>
-          </w:tcPr>
-          <w:p>
-            <w:r>
-              <w:rPr>
-                <w:sz w:val="17"/>
-              </w:rPr>
-            </w:r>
-            <w:r>
-              <w:rPr>
-                <w:sz w:val="17"/>
-              </w:rPr>
-              <w:t>80</w:t>
-            </w:r>
-          </w:p>
-        </w:tc>
-        <w:tc>
-          <w:tcPr>
-            <w:tcW w:type="dxa" w:w="1440"/>
-          </w:tcPr>
-          <w:p>
-            <w:r>
-              <w:rPr>
-                <w:sz w:val="17"/>
-              </w:rPr>
-            </w:r>
-            <w:r>
-              <w:rPr>
-                <w:sz w:val="17"/>
-              </w:rPr>
-              <w:t>72</w:t>
-            </w:r>
-          </w:p>
-        </w:tc>
-        <w:tc>
-          <w:tcPr>
-            <w:tcW w:type="dxa" w:w="1440"/>
-          </w:tcPr>
-          <w:p>
-            <w:r>
-              <w:rPr>
-                <w:sz w:val="17"/>
-              </w:rPr>
-            </w:r>
-            <w:r>
-              <w:rPr>
-                <w:sz w:val="17"/>
-              </w:rPr>
-              <w:t>64</w:t>
+            <w:tcW w:type="dxa" w:w="4320"/>
+          </w:tcPr>
+          <w:p>
+            <w:r>
+              <w:rPr>
+                <w:sz w:val="17"/>
+              </w:rPr>
+            </w:r>
+            <w:r>
+              <w:rPr>
+                <w:sz w:val="17"/>
+              </w:rPr>
+              <w:t>68.00</w:t>
+            </w:r>
+          </w:p>
+        </w:tc>
+        <w:tc>
+          <w:tcPr>
+            <w:tcW w:type="dxa" w:w="4320"/>
+          </w:tcPr>
+          <w:p>
+            <w:r>
+              <w:rPr>
+                <w:sz w:val="17"/>
+              </w:rPr>
+            </w:r>
+            <w:r>
+              <w:rPr>
+                <w:sz w:val="17"/>
+              </w:rPr>
+              <w:t>261</w:t>
             </w:r>
           </w:p>
         </w:tc>
@@ -7016,7 +6976,7 @@
       <w:tr>
         <w:tc>
           <w:tcPr>
-            <w:tcW w:type="dxa" w:w="1440"/>
+            <w:tcW w:type="dxa" w:w="4320"/>
           </w:tcPr>
           <w:p>
             <w:r>
@@ -7029,97 +6989,140 @@
                 <w:b/>
                 <w:sz w:val="17"/>
               </w:rPr>
-              <w:t>+6 months</w:t>
-            </w:r>
-          </w:p>
-        </w:tc>
-        <w:tc>
-          <w:tcPr>
-            <w:tcW w:type="dxa" w:w="1440"/>
-          </w:tcPr>
-          <w:p>
-            <w:r>
-              <w:rPr>
-                <w:sz w:val="17"/>
-              </w:rPr>
-            </w:r>
-            <w:r>
-              <w:rPr>
-                <w:sz w:val="17"/>
-              </w:rPr>
-              <w:t>75</w:t>
-            </w:r>
-          </w:p>
-        </w:tc>
-        <w:tc>
-          <w:tcPr>
-            <w:tcW w:type="dxa" w:w="1440"/>
-          </w:tcPr>
-          <w:p>
-            <w:r>
-              <w:rPr>
-                <w:sz w:val="17"/>
-              </w:rPr>
-            </w:r>
-            <w:r>
-              <w:rPr>
-                <w:sz w:val="17"/>
-              </w:rPr>
-              <w:t>68</w:t>
-            </w:r>
-          </w:p>
-        </w:tc>
-        <w:tc>
-          <w:tcPr>
-            <w:tcW w:type="dxa" w:w="1440"/>
-          </w:tcPr>
-          <w:p>
-            <w:r>
-              <w:rPr>
-                <w:sz w:val="17"/>
-              </w:rPr>
-            </w:r>
-            <w:r>
-              <w:rPr>
-                <w:sz w:val="17"/>
-              </w:rPr>
-              <w:t>61</w:t>
-            </w:r>
-          </w:p>
-        </w:tc>
-        <w:tc>
-          <w:tcPr>
-            <w:tcW w:type="dxa" w:w="1440"/>
-          </w:tcPr>
-          <w:p>
-            <w:r>
-              <w:rPr>
-                <w:sz w:val="17"/>
-              </w:rPr>
-            </w:r>
-            <w:r>
-              <w:rPr>
-                <w:sz w:val="17"/>
-              </w:rPr>
-              <w:t>54</w:t>
-            </w:r>
-          </w:p>
-        </w:tc>
-        <w:tc>
-          <w:tcPr>
-            <w:tcW w:type="dxa" w:w="1440"/>
-          </w:tcPr>
-          <w:p>
-            <w:r>
-              <w:rPr>
-                <w:sz w:val="17"/>
-              </w:rPr>
-            </w:r>
-            <w:r>
-              <w:rPr>
-                <w:sz w:val="17"/>
-              </w:rPr>
-              <w:t>47</w:t>
+              <w:t>71.55 (base)</w:t>
+            </w:r>
+          </w:p>
+        </w:tc>
+        <w:tc>
+          <w:tcPr>
+            <w:tcW w:type="dxa" w:w="4320"/>
+          </w:tcPr>
+          <w:p>
+            <w:r>
+              <w:rPr>
+                <w:sz w:val="17"/>
+              </w:rPr>
+            </w:r>
+            <w:r>
+              <w:rPr>
+                <w:b/>
+                <w:sz w:val="17"/>
+              </w:rPr>
+              <w:t>248</w:t>
+            </w:r>
+          </w:p>
+        </w:tc>
+      </w:tr>
+      <w:tr>
+        <w:tc>
+          <w:tcPr>
+            <w:tcW w:type="dxa" w:w="4320"/>
+          </w:tcPr>
+          <w:p>
+            <w:r>
+              <w:rPr>
+                <w:sz w:val="17"/>
+              </w:rPr>
+            </w:r>
+            <w:r>
+              <w:rPr>
+                <w:sz w:val="17"/>
+              </w:rPr>
+              <w:t>75.00</w:t>
+            </w:r>
+          </w:p>
+        </w:tc>
+        <w:tc>
+          <w:tcPr>
+            <w:tcW w:type="dxa" w:w="4320"/>
+          </w:tcPr>
+          <w:p>
+            <w:r>
+              <w:rPr>
+                <w:sz w:val="17"/>
+              </w:rPr>
+            </w:r>
+            <w:r>
+              <w:rPr>
+                <w:sz w:val="17"/>
+              </w:rPr>
+              <w:t>237</w:t>
+            </w:r>
+          </w:p>
+        </w:tc>
+      </w:tr>
+      <w:tr>
+        <w:tc>
+          <w:tcPr>
+            <w:tcW w:type="dxa" w:w="4320"/>
+          </w:tcPr>
+          <w:p>
+            <w:r>
+              <w:rPr>
+                <w:sz w:val="17"/>
+              </w:rPr>
+            </w:r>
+            <w:r>
+              <w:rPr>
+                <w:sz w:val="17"/>
+              </w:rPr>
+              <w:t>80.00</w:t>
+            </w:r>
+          </w:p>
+        </w:tc>
+        <w:tc>
+          <w:tcPr>
+            <w:tcW w:type="dxa" w:w="4320"/>
+          </w:tcPr>
+          <w:p>
+            <w:r>
+              <w:rPr>
+                <w:sz w:val="17"/>
+              </w:rPr>
+            </w:r>
+            <w:r>
+              <w:rPr>
+                <w:sz w:val="17"/>
+              </w:rPr>
+              <w:t>222</w:t>
+            </w:r>
+          </w:p>
+        </w:tc>
+      </w:tr>
+      <w:tr>
+        <w:tc>
+          <w:tcPr>
+            <w:tcW w:type="dxa" w:w="4320"/>
+          </w:tcPr>
+          <w:p>
+            <w:r>
+              <w:rPr>
+                <w:sz w:val="17"/>
+              </w:rPr>
+            </w:r>
+            <w:r>
+              <w:rPr>
+                <w:sz w:val="17"/>
+              </w:rPr>
+              <w:t>89.00</w:t>
+            </w:r>
+          </w:p>
+        </w:tc>
+        <w:tc>
+          <w:tcPr>
+            <w:tcW w:type="dxa" w:w="4320"/>
+          </w:tcPr>
+          <w:p>
+            <w:r>
+              <w:rPr>
+                <w:sz w:val="17"/>
+              </w:rPr>
+            </w:r>
+            <w:r>
+              <w:rPr>
+                <w:sz w:val="17"/>
+              </w:rPr>
+              <w:t>199</w:t>
             </w:r>
           </w:p>
         </w:tc>
@@ -7528,7 +7531,7 @@
         <w:pStyle w:val="Heading3"/>
       </w:pPr>
       <w:r>
-        <w:t>8.6. Cash-runway stress test</w:t>
+        <w:t>8.6. Cash cushion</w:t>
       </w:r>
     </w:p>
     <w:p>
@@ -7536,7 +7539,16 @@
         <w:pStyle w:val="ListBullet"/>
       </w:pPr>
       <w:r>
-        <w:t>Peak negative cumulative cash flow — RUB 1,701 mn (end of 2028).</w:t>
+        <w:t xml:space="preserve">The peak financing requirement is </w:t>
+      </w:r>
+      <w:r>
+        <w:rPr>
+          <w:b/>
+        </w:rPr>
+        <w:t>RUB 1,701 mn</w:t>
+      </w:r>
+      <w:r>
+        <w:t xml:space="preserve"> (end of 2028).</w:t>
       </w:r>
     </w:p>
     <w:p>
@@ -7544,7 +7556,15 @@
         <w:pStyle w:val="ListBullet"/>
       </w:pPr>
       <w:r>
-        <w:t>A round of RUB 1.8 bn (USD 25M) covers it with a cushion of RUB 99 mn.</w:t>
+        <w:t>The starter round of RUB 1,800 mn (USD 25M) covers it with a cushion of RUB 99 mn —</w:t>
+      </w:r>
+    </w:p>
+    <w:p>
+      <w:pPr>
+        <w:jc w:val="both"/>
+      </w:pPr>
+      <w:r>
+        <w:t>about 6%.</w:t>
       </w:r>
     </w:p>
     <w:p>
@@ -7552,7 +7572,24 @@
         <w:pStyle w:val="ListBullet"/>
       </w:pPr>
       <w:r>
-        <w:t>A one-year launch delay raises the requirement to RUB 3,438 mn; a two-year delay to RUB 5,532 mn.</w:t>
+        <w:t xml:space="preserve">If the launch slips by a year the requirement rises to </w:t>
+      </w:r>
+      <w:r>
+        <w:rPr>
+          <w:b/>
+        </w:rPr>
+        <w:t>RUB 3,438 mn</w:t>
+      </w:r>
+      <w:r>
+        <w:t>: the cushion is</w:t>
+      </w:r>
+    </w:p>
+    <w:p>
+      <w:pPr>
+        <w:jc w:val="both"/>
+      </w:pPr>
+      <w:r>
+        <w:t>not enough and a second tranche becomes necessary.</w:t>
       </w:r>
     </w:p>
     <w:p>
@@ -7566,7 +7603,15 @@
         <w:t>Conclusion:</w:t>
       </w:r>
       <w:r>
-        <w:t xml:space="preserve"> the round covers the calculated requirement, but the cushion is thin. The launch date is the first thing to keep under control.</w:t>
+        <w:t xml:space="preserve"> the round covers the calculated requirement, but the cushion is thin. The</w:t>
+      </w:r>
+    </w:p>
+    <w:p>
+      <w:pPr>
+        <w:jc w:val="both"/>
+      </w:pPr>
+      <w:r>
+        <w:t>launch date is the first thing to control, and a bridge is worth preparing in advance rather than after the gap opens.</w:t>
       </w:r>
     </w:p>
     <w:p>
